--- a/документы/Отладка_и_демонстрация_работы_системы.docx
+++ b/документы/Отладка_и_демонстрация_работы_системы.docx
@@ -2,7 +2,1241 @@
 <file path=word/document.xml><?xml version="1.0" encoding="utf-8"?>
 <w:document xmlns:wpc="http://schemas.microsoft.com/office/word/2010/wordprocessingCanvas" xmlns:cx="http://schemas.microsoft.com/office/drawing/2014/chartex" xmlns:cx1="http://schemas.microsoft.com/office/drawing/2015/9/8/chartex" xmlns:cx2="http://schemas.microsoft.com/office/drawing/2015/10/21/chartex" xmlns:cx3="http://schemas.microsoft.com/office/drawing/2016/5/9/chartex" xmlns:cx4="http://schemas.microsoft.com/office/drawing/2016/5/10/chartex" xmlns:cx5="http://schemas.microsoft.com/office/drawing/2016/5/11/chartex" xmlns:cx6="http://schemas.microsoft.com/office/drawing/2016/5/12/chartex" xmlns:cx7="http://schemas.microsoft.com/office/drawing/2016/5/13/chartex" xmlns:cx8="http://schemas.microsoft.com/office/drawing/2016/5/14/chartex" xmlns:mc="http://schemas.openxmlformats.org/markup-compatibility/2006" xmlns:aink="http://schemas.microsoft.com/office/drawing/2016/ink" xmlns:am3d="http://schemas.microsoft.com/office/drawing/2017/model3d" xmlns:o="urn:schemas-microsoft-com:office:office" xmlns:oel="http://schemas.microsoft.com/office/2019/extlst" xmlns:r="http://schemas.openxmlformats.org/officeDocument/2006/relationships" xmlns:m="http://schemas.openxmlformats.org/officeDocument/2006/math" xmlns:v="urn:schemas-microsoft-com:vml" xmlns:wp14="http://schemas.microsoft.com/office/word/2010/wordprocessingDrawing" xmlns:wp="http://schemas.openxmlformats.org/drawingml/2006/wordprocessingDrawing" xmlns:w10="urn:schemas-microsoft-com:office:word" xmlns:w="http://schemas.openxmlformats.org/wordprocessingml/2006/main" xmlns:w14="http://schemas.microsoft.com/office/word/2010/wordml" xmlns:w15="http://schemas.microsoft.com/office/word/2012/wordml" xmlns:w16cex="http://schemas.microsoft.com/office/word/2018/wordml/cex" xmlns:w16cid="http://schemas.microsoft.com/office/word/2016/wordml/cid" xmlns:w16="http://schemas.microsoft.com/office/word/2018/wordml" xmlns:w16du="http://schemas.microsoft.com/office/word/2023/wordml/word16du" xmlns:w16sdtdh="http://schemas.microsoft.com/office/word/2020/wordml/sdtdatahash" xmlns:w16sdtfl="http://schemas.microsoft.com/office/word/2024/wordml/sdtformatlock" xmlns:w16se="http://schemas.microsoft.com/office/word/2015/wordml/symex" xmlns:wpg="http://schemas.microsoft.com/office/word/2010/wordprocessingGroup" xmlns:wpi="http://schemas.microsoft.com/office/word/2010/wordprocessingInk" xmlns:wne="http://schemas.microsoft.com/office/word/2006/wordml" xmlns:wps="http://schemas.microsoft.com/office/word/2010/wordprocessingShape" mc:Ignorable="w14 w15 w16se w16cid w16 w16cex w16sdtdh w16sdtfl w16du wp14">
   <w:body>
+    <w:p>
+      <w:pPr>
+        <w:spacing w:before="100" w:beforeAutospacing="1" w:after="100" w:afterAutospacing="1" w:line="240" w:lineRule="auto"/>
+        <w:outlineLvl w:val="1"/>
+        <w:rPr>
+          <w:rFonts w:ascii="Times New Roman" w:eastAsia="Times New Roman" w:hAnsi="Times New Roman" w:cs="Times New Roman"/>
+          <w:b/>
+          <w:bCs/>
+          <w:kern w:val="0"/>
+          <w:sz w:val="44"/>
+          <w:szCs w:val="44"/>
+          <w:lang w:eastAsia="ru-RU"/>
+          <w14:ligatures w14:val="none"/>
+        </w:rPr>
+      </w:pPr>
+      <w:r>
+        <w:rPr>
+          <w:rFonts w:ascii="Times New Roman" w:eastAsia="Times New Roman" w:hAnsi="Times New Roman" w:cs="Times New Roman"/>
+          <w:b/>
+          <w:bCs/>
+          <w:kern w:val="0"/>
+          <w:sz w:val="44"/>
+          <w:szCs w:val="44"/>
+          <w:lang w:eastAsia="ru-RU"/>
+          <w14:ligatures w14:val="none"/>
+        </w:rPr>
+        <w:t>Общая информация</w:t>
+      </w:r>
+    </w:p>
+    <w:p>
+      <w:pPr>
+        <w:spacing w:before="100" w:beforeAutospacing="1" w:after="100" w:afterAutospacing="1" w:line="240" w:lineRule="auto"/>
+        <w:rPr>
+          <w:rFonts w:ascii="Times New Roman" w:eastAsia="Times New Roman" w:hAnsi="Times New Roman" w:cs="Times New Roman"/>
+          <w:kern w:val="0"/>
+          <w:sz w:val="32"/>
+          <w:szCs w:val="32"/>
+          <w:lang w:eastAsia="ru-RU"/>
+          <w14:ligatures w14:val="none"/>
+        </w:rPr>
+      </w:pPr>
+      <w:r>
+        <w:rPr>
+          <w:rFonts w:ascii="Times New Roman" w:eastAsia="Times New Roman" w:hAnsi="Times New Roman" w:cs="Times New Roman"/>
+          <w:b/>
+          <w:bCs/>
+          <w:kern w:val="0"/>
+          <w:sz w:val="32"/>
+          <w:szCs w:val="32"/>
+          <w:lang w:eastAsia="ru-RU"/>
+          <w14:ligatures w14:val="none"/>
+        </w:rPr>
+        <w:t>Название проекта:</w:t>
+      </w:r>
+      <w:r>
+        <w:rPr>
+          <w:rFonts w:ascii="Times New Roman" w:eastAsia="Times New Roman" w:hAnsi="Times New Roman" w:cs="Times New Roman"/>
+          <w:kern w:val="0"/>
+          <w:sz w:val="32"/>
+          <w:szCs w:val="32"/>
+          <w:lang w:eastAsia="ru-RU"/>
+          <w14:ligatures w14:val="none"/>
+        </w:rPr>
+        <w:br/>
+        <w:t>Веб-приложение “Магазин обуви”</w:t>
+      </w:r>
+    </w:p>
+    <w:p>
+      <w:pPr>
+        <w:spacing w:before="100" w:beforeAutospacing="1" w:after="100" w:afterAutospacing="1" w:line="240" w:lineRule="auto"/>
+        <w:rPr>
+          <w:rFonts w:ascii="Times New Roman" w:eastAsia="Times New Roman" w:hAnsi="Times New Roman" w:cs="Times New Roman"/>
+          <w:kern w:val="0"/>
+          <w:sz w:val="32"/>
+          <w:szCs w:val="32"/>
+          <w:lang w:val="en-US" w:eastAsia="ru-RU"/>
+          <w14:ligatures w14:val="none"/>
+        </w:rPr>
+      </w:pPr>
+      <w:r>
+        <w:rPr>
+          <w:rFonts w:ascii="Times New Roman" w:eastAsia="Times New Roman" w:hAnsi="Times New Roman" w:cs="Times New Roman"/>
+          <w:b/>
+          <w:bCs/>
+          <w:kern w:val="0"/>
+          <w:sz w:val="32"/>
+          <w:szCs w:val="32"/>
+          <w:lang w:eastAsia="ru-RU"/>
+          <w14:ligatures w14:val="none"/>
+        </w:rPr>
+        <w:t>Технологии</w:t>
+      </w:r>
+      <w:r>
+        <w:rPr>
+          <w:rFonts w:ascii="Times New Roman" w:eastAsia="Times New Roman" w:hAnsi="Times New Roman" w:cs="Times New Roman"/>
+          <w:b/>
+          <w:bCs/>
+          <w:kern w:val="0"/>
+          <w:sz w:val="32"/>
+          <w:szCs w:val="32"/>
+          <w:lang w:val="en-US" w:eastAsia="ru-RU"/>
+          <w14:ligatures w14:val="none"/>
+        </w:rPr>
+        <w:t>:</w:t>
+      </w:r>
+      <w:r>
+        <w:rPr>
+          <w:rFonts w:ascii="Times New Roman" w:eastAsia="Times New Roman" w:hAnsi="Times New Roman" w:cs="Times New Roman"/>
+          <w:kern w:val="0"/>
+          <w:sz w:val="32"/>
+          <w:szCs w:val="32"/>
+          <w:lang w:val="en-US" w:eastAsia="ru-RU"/>
+          <w14:ligatures w14:val="none"/>
+        </w:rPr>
+        <w:br/>
+        <w:t>Python, Django, SQLite, HTML, Bootstrap</w:t>
+      </w:r>
+    </w:p>
+    <w:p>
+      <w:pPr>
+        <w:spacing w:before="100" w:beforeAutospacing="1" w:after="100" w:afterAutospacing="1" w:line="240" w:lineRule="auto"/>
+        <w:rPr>
+          <w:rFonts w:ascii="Times New Roman" w:eastAsia="Times New Roman" w:hAnsi="Times New Roman" w:cs="Times New Roman"/>
+          <w:kern w:val="0"/>
+          <w:sz w:val="32"/>
+          <w:szCs w:val="32"/>
+          <w:lang w:eastAsia="ru-RU"/>
+          <w14:ligatures w14:val="none"/>
+        </w:rPr>
+      </w:pPr>
+      <w:r>
+        <w:rPr>
+          <w:rFonts w:ascii="Times New Roman" w:eastAsia="Times New Roman" w:hAnsi="Times New Roman" w:cs="Times New Roman"/>
+          <w:b/>
+          <w:bCs/>
+          <w:kern w:val="0"/>
+          <w:sz w:val="32"/>
+          <w:szCs w:val="32"/>
+          <w:lang w:eastAsia="ru-RU"/>
+          <w14:ligatures w14:val="none"/>
+        </w:rPr>
+        <w:t>Назначение:</w:t>
+      </w:r>
+      <w:r>
+        <w:rPr>
+          <w:rFonts w:ascii="Times New Roman" w:eastAsia="Times New Roman" w:hAnsi="Times New Roman" w:cs="Times New Roman"/>
+          <w:kern w:val="0"/>
+          <w:sz w:val="32"/>
+          <w:szCs w:val="32"/>
+          <w:lang w:eastAsia="ru-RU"/>
+          <w14:ligatures w14:val="none"/>
+        </w:rPr>
+        <w:br/>
+        <w:t>Приложение предназначено для управления каталогом товаров</w:t>
+      </w:r>
+      <w:r>
+        <w:rPr>
+          <w:rFonts w:ascii="Times New Roman" w:eastAsia="Times New Roman" w:hAnsi="Times New Roman" w:cs="Times New Roman"/>
+          <w:kern w:val="0"/>
+          <w:sz w:val="32"/>
+          <w:szCs w:val="32"/>
+          <w:lang w:eastAsia="ru-RU"/>
+          <w14:ligatures w14:val="none"/>
+        </w:rPr>
+        <w:t xml:space="preserve"> и заказами</w:t>
+      </w:r>
+      <w:r>
+        <w:rPr>
+          <w:rFonts w:ascii="Times New Roman" w:eastAsia="Times New Roman" w:hAnsi="Times New Roman" w:cs="Times New Roman"/>
+          <w:kern w:val="0"/>
+          <w:sz w:val="32"/>
+          <w:szCs w:val="32"/>
+          <w:lang w:eastAsia="ru-RU"/>
+          <w14:ligatures w14:val="none"/>
+        </w:rPr>
+        <w:t xml:space="preserve"> с разграничением прав доступа.</w:t>
+      </w:r>
+    </w:p>
+    <w:p>
+      <w:pPr>
+        <w:rPr>
+          <w:rFonts w:ascii="Times New Roman" w:eastAsia="Times New Roman" w:hAnsi="Times New Roman" w:cs="Times New Roman"/>
+          <w:b/>
+          <w:bCs/>
+          <w:kern w:val="0"/>
+          <w:sz w:val="36"/>
+          <w:szCs w:val="36"/>
+          <w:lang w:eastAsia="ru-RU"/>
+          <w14:ligatures w14:val="none"/>
+        </w:rPr>
+      </w:pPr>
+      <w:r>
+        <w:br/>
+      </w:r>
+    </w:p>
+    <w:p>
+      <w:pPr>
+        <w:pStyle w:val="2"/>
+        <w:rPr>
+          <w:rFonts w:ascii="Times New Roman" w:eastAsia="Times New Roman" w:hAnsi="Times New Roman" w:cs="Times New Roman"/>
+          <w:b/>
+          <w:bCs/>
+          <w:color w:val="auto"/>
+          <w:kern w:val="0"/>
+          <w:sz w:val="36"/>
+          <w:szCs w:val="36"/>
+          <w:lang w:eastAsia="ru-RU"/>
+          <w14:ligatures w14:val="none"/>
+        </w:rPr>
+      </w:pPr>
+    </w:p>
+    <w:p>
+      <w:pPr>
+        <w:pStyle w:val="2"/>
+        <w:rPr>
+          <w:rFonts w:ascii="Times New Roman" w:eastAsia="Times New Roman" w:hAnsi="Times New Roman" w:cs="Times New Roman"/>
+          <w:b/>
+          <w:bCs/>
+          <w:color w:val="auto"/>
+          <w:kern w:val="0"/>
+          <w:sz w:val="36"/>
+          <w:szCs w:val="36"/>
+          <w:lang w:eastAsia="ru-RU"/>
+          <w14:ligatures w14:val="none"/>
+        </w:rPr>
+      </w:pPr>
+    </w:p>
+    <w:p>
+      <w:pPr>
+        <w:pStyle w:val="2"/>
+        <w:rPr>
+          <w:rFonts w:ascii="Times New Roman" w:eastAsia="Times New Roman" w:hAnsi="Times New Roman" w:cs="Times New Roman"/>
+          <w:b/>
+          <w:bCs/>
+          <w:color w:val="auto"/>
+          <w:kern w:val="0"/>
+          <w:sz w:val="36"/>
+          <w:szCs w:val="36"/>
+          <w:lang w:eastAsia="ru-RU"/>
+          <w14:ligatures w14:val="none"/>
+        </w:rPr>
+      </w:pPr>
+    </w:p>
+    <w:p>
+      <w:pPr>
+        <w:pStyle w:val="2"/>
+        <w:rPr>
+          <w:rFonts w:ascii="Times New Roman" w:eastAsia="Times New Roman" w:hAnsi="Times New Roman" w:cs="Times New Roman"/>
+          <w:b/>
+          <w:bCs/>
+          <w:color w:val="auto"/>
+          <w:kern w:val="0"/>
+          <w:sz w:val="36"/>
+          <w:szCs w:val="36"/>
+          <w:lang w:eastAsia="ru-RU"/>
+          <w14:ligatures w14:val="none"/>
+        </w:rPr>
+      </w:pPr>
+      <w:r>
+        <w:rPr>
+          <w:rFonts w:ascii="Times New Roman" w:eastAsia="Times New Roman" w:hAnsi="Times New Roman" w:cs="Times New Roman"/>
+          <w:b/>
+          <w:bCs/>
+          <w:color w:val="auto"/>
+          <w:kern w:val="0"/>
+          <w:sz w:val="36"/>
+          <w:szCs w:val="36"/>
+          <w:lang w:eastAsia="ru-RU"/>
+          <w14:ligatures w14:val="none"/>
+        </w:rPr>
+        <w:t>Авторизация пользователя</w:t>
+      </w:r>
+      <w:r>
+        <w:rPr>
+          <w:rFonts w:ascii="Times New Roman" w:eastAsia="Times New Roman" w:hAnsi="Times New Roman" w:cs="Times New Roman"/>
+          <w:b/>
+          <w:bCs/>
+          <w:color w:val="auto"/>
+          <w:kern w:val="0"/>
+          <w:sz w:val="36"/>
+          <w:szCs w:val="36"/>
+          <w:lang w:eastAsia="ru-RU"/>
+          <w14:ligatures w14:val="none"/>
+        </w:rPr>
+        <w:br/>
+      </w:r>
+      <w:r>
+        <w:rPr>
+          <w:rFonts w:asciiTheme="minorHAnsi" w:eastAsiaTheme="minorHAnsi" w:hAnsiTheme="minorHAnsi" w:cstheme="minorBidi"/>
+          <w:color w:val="auto"/>
+          <w:sz w:val="24"/>
+          <w:szCs w:val="24"/>
+        </w:rPr>
+        <w:t>В системе реализована форма авторизации с проверкой логина и пароля.</w:t>
+      </w:r>
+      <w:r>
+        <w:rPr>
+          <w:rFonts w:asciiTheme="minorHAnsi" w:eastAsiaTheme="minorHAnsi" w:hAnsiTheme="minorHAnsi" w:cstheme="minorBidi"/>
+          <w:color w:val="auto"/>
+          <w:sz w:val="24"/>
+          <w:szCs w:val="24"/>
+        </w:rPr>
+        <w:br/>
+        <w:t>После успешного входа отображается ФИО пользователя в верхней части интерфейса.</w:t>
+      </w:r>
+    </w:p>
+    <w:p>
+      <w:r>
+        <w:rPr>
+          <w:noProof/>
+        </w:rPr>
+        <w:drawing>
+          <wp:inline distT="0" distB="0" distL="0" distR="0">
+            <wp:extent cx="5940425" cy="3175000"/>
+            <wp:effectExtent l="0" t="0" r="3175" b="0"/>
+            <wp:docPr id="1777242905" name="Рисунок 1"/>
+            <wp:cNvGraphicFramePr>
+              <a:graphicFrameLocks xmlns:a="http://schemas.openxmlformats.org/drawingml/2006/main" noChangeAspect="1"/>
+            </wp:cNvGraphicFramePr>
+            <a:graphic xmlns:a="http://schemas.openxmlformats.org/drawingml/2006/main">
+              <a:graphicData uri="http://schemas.openxmlformats.org/drawingml/2006/picture">
+                <pic:pic xmlns:pic="http://schemas.openxmlformats.org/drawingml/2006/picture">
+                  <pic:nvPicPr>
+                    <pic:cNvPr id="1777242905" name="Рисунок 1777242905"/>
+                    <pic:cNvPicPr/>
+                  </pic:nvPicPr>
+                  <pic:blipFill>
+                    <a:blip r:embed="rId4" cstate="print">
+                      <a:extLst>
+                        <a:ext uri="{28A0092B-C50C-407E-A947-70E740481C1C}">
+                          <a14:useLocalDpi xmlns:a14="http://schemas.microsoft.com/office/drawing/2010/main" val="0"/>
+                        </a:ext>
+                      </a:extLst>
+                    </a:blip>
+                    <a:stretch>
+                      <a:fillRect/>
+                    </a:stretch>
+                  </pic:blipFill>
+                  <pic:spPr>
+                    <a:xfrm>
+                      <a:off x="0" y="0"/>
+                      <a:ext cx="5940425" cy="3175000"/>
+                    </a:xfrm>
+                    <a:prstGeom prst="rect">
+                      <a:avLst/>
+                    </a:prstGeom>
+                  </pic:spPr>
+                </pic:pic>
+              </a:graphicData>
+            </a:graphic>
+          </wp:inline>
+        </w:drawing>
+      </w:r>
+      <w:r>
+        <w:t>Рисунок 1 – Окно авторизации пользователя</w:t>
+      </w:r>
+      <w:r>
+        <w:rPr>
+          <w:noProof/>
+        </w:rPr>
+        <w:drawing>
+          <wp:inline distT="0" distB="0" distL="0" distR="0">
+            <wp:extent cx="5940425" cy="3221355"/>
+            <wp:effectExtent l="0" t="0" r="3175" b="4445"/>
+            <wp:docPr id="1915987783" name="Рисунок 2"/>
+            <wp:cNvGraphicFramePr>
+              <a:graphicFrameLocks xmlns:a="http://schemas.openxmlformats.org/drawingml/2006/main" noChangeAspect="1"/>
+            </wp:cNvGraphicFramePr>
+            <a:graphic xmlns:a="http://schemas.openxmlformats.org/drawingml/2006/main">
+              <a:graphicData uri="http://schemas.openxmlformats.org/drawingml/2006/picture">
+                <pic:pic xmlns:pic="http://schemas.openxmlformats.org/drawingml/2006/picture">
+                  <pic:nvPicPr>
+                    <pic:cNvPr id="1915987783" name="Рисунок 1915987783"/>
+                    <pic:cNvPicPr/>
+                  </pic:nvPicPr>
+                  <pic:blipFill>
+                    <a:blip r:embed="rId5" cstate="print">
+                      <a:extLst>
+                        <a:ext uri="{28A0092B-C50C-407E-A947-70E740481C1C}">
+                          <a14:useLocalDpi xmlns:a14="http://schemas.microsoft.com/office/drawing/2010/main" val="0"/>
+                        </a:ext>
+                      </a:extLst>
+                    </a:blip>
+                    <a:stretch>
+                      <a:fillRect/>
+                    </a:stretch>
+                  </pic:blipFill>
+                  <pic:spPr>
+                    <a:xfrm>
+                      <a:off x="0" y="0"/>
+                      <a:ext cx="5940425" cy="3221355"/>
+                    </a:xfrm>
+                    <a:prstGeom prst="rect">
+                      <a:avLst/>
+                    </a:prstGeom>
+                  </pic:spPr>
+                </pic:pic>
+              </a:graphicData>
+            </a:graphic>
+          </wp:inline>
+        </w:drawing>
+      </w:r>
+    </w:p>
+    <w:p>
+      <w:r>
+        <w:t>Рисунок 2 – Отображение ФИО авторизованного пользователя</w:t>
+      </w:r>
+      <w:r>
+        <w:br/>
+      </w:r>
+      <w:r>
+        <w:br/>
+      </w:r>
+      <w:r>
+        <w:lastRenderedPageBreak/>
+        <w:br/>
+      </w:r>
+      <w:r>
+        <w:br/>
+      </w:r>
+      <w:r>
+        <w:br/>
+      </w:r>
+      <w:r>
+        <w:br/>
+      </w:r>
+      <w:r>
+        <w:br/>
+      </w:r>
+      <w:r>
+        <w:br/>
+      </w:r>
+      <w:r>
+        <w:rPr>
+          <w:rFonts w:ascii="Times New Roman" w:eastAsia="Times New Roman" w:hAnsi="Times New Roman" w:cs="Times New Roman"/>
+          <w:b/>
+          <w:bCs/>
+          <w:kern w:val="0"/>
+          <w:sz w:val="36"/>
+          <w:szCs w:val="36"/>
+          <w:lang w:eastAsia="ru-RU"/>
+          <w14:ligatures w14:val="none"/>
+        </w:rPr>
+        <w:t>Отображение списка товаров</w:t>
+      </w:r>
+      <w:r>
+        <w:rPr>
+          <w:rFonts w:ascii="Times New Roman" w:eastAsia="Times New Roman" w:hAnsi="Times New Roman" w:cs="Times New Roman"/>
+          <w:b/>
+          <w:bCs/>
+          <w:kern w:val="0"/>
+          <w:sz w:val="36"/>
+          <w:szCs w:val="36"/>
+          <w:lang w:eastAsia="ru-RU"/>
+          <w14:ligatures w14:val="none"/>
+        </w:rPr>
+        <w:br/>
+      </w:r>
+      <w:r>
+        <w:t>После авторизации пользователь попадает на страницу списка товаров.</w:t>
+      </w:r>
+      <w:r>
+        <w:br/>
+        <w:t xml:space="preserve">Данные загружаются из базы данных </w:t>
+      </w:r>
+      <w:proofErr w:type="spellStart"/>
+      <w:r>
+        <w:t>SQLite</w:t>
+      </w:r>
+      <w:proofErr w:type="spellEnd"/>
+      <w:r>
+        <w:t xml:space="preserve"> и отображаются в табличном виде.</w:t>
+      </w:r>
+      <w:r>
+        <w:rPr>
+          <w:rFonts w:ascii="Times New Roman" w:eastAsia="Times New Roman" w:hAnsi="Times New Roman" w:cs="Times New Roman"/>
+          <w:b/>
+          <w:bCs/>
+          <w:kern w:val="0"/>
+          <w:sz w:val="36"/>
+          <w:szCs w:val="36"/>
+          <w:lang w:eastAsia="ru-RU"/>
+          <w14:ligatures w14:val="none"/>
+        </w:rPr>
+        <w:br/>
+      </w:r>
+      <w:r>
+        <w:rPr>
+          <w:rFonts w:ascii="Times New Roman" w:eastAsia="Times New Roman" w:hAnsi="Times New Roman" w:cs="Times New Roman"/>
+          <w:b/>
+          <w:bCs/>
+          <w:kern w:val="0"/>
+          <w:sz w:val="36"/>
+          <w:szCs w:val="36"/>
+          <w:lang w:eastAsia="ru-RU"/>
+          <w14:ligatures w14:val="none"/>
+        </w:rPr>
+        <w:br/>
+      </w:r>
+      <w:r>
+        <w:rPr>
+          <w:rFonts w:ascii="Times New Roman" w:eastAsia="Times New Roman" w:hAnsi="Times New Roman" w:cs="Times New Roman"/>
+          <w:b/>
+          <w:bCs/>
+          <w:kern w:val="0"/>
+          <w:sz w:val="36"/>
+          <w:szCs w:val="36"/>
+          <w:lang w:eastAsia="ru-RU"/>
+          <w14:ligatures w14:val="none"/>
+        </w:rPr>
+        <w:br/>
+      </w:r>
+      <w:r>
+        <w:rPr>
+          <w:noProof/>
+        </w:rPr>
+        <w:drawing>
+          <wp:inline distT="0" distB="0" distL="0" distR="0">
+            <wp:extent cx="5940425" cy="3242310"/>
+            <wp:effectExtent l="0" t="0" r="3175" b="0"/>
+            <wp:docPr id="482057791" name="Рисунок 6"/>
+            <wp:cNvGraphicFramePr>
+              <a:graphicFrameLocks xmlns:a="http://schemas.openxmlformats.org/drawingml/2006/main" noChangeAspect="1"/>
+            </wp:cNvGraphicFramePr>
+            <a:graphic xmlns:a="http://schemas.openxmlformats.org/drawingml/2006/main">
+              <a:graphicData uri="http://schemas.openxmlformats.org/drawingml/2006/picture">
+                <pic:pic xmlns:pic="http://schemas.openxmlformats.org/drawingml/2006/picture">
+                  <pic:nvPicPr>
+                    <pic:cNvPr id="482057791" name="Рисунок 482057791"/>
+                    <pic:cNvPicPr/>
+                  </pic:nvPicPr>
+                  <pic:blipFill>
+                    <a:blip r:embed="rId6" cstate="print">
+                      <a:extLst>
+                        <a:ext uri="{28A0092B-C50C-407E-A947-70E740481C1C}">
+                          <a14:useLocalDpi xmlns:a14="http://schemas.microsoft.com/office/drawing/2010/main" val="0"/>
+                        </a:ext>
+                      </a:extLst>
+                    </a:blip>
+                    <a:stretch>
+                      <a:fillRect/>
+                    </a:stretch>
+                  </pic:blipFill>
+                  <pic:spPr>
+                    <a:xfrm>
+                      <a:off x="0" y="0"/>
+                      <a:ext cx="5940425" cy="3242310"/>
+                    </a:xfrm>
+                    <a:prstGeom prst="rect">
+                      <a:avLst/>
+                    </a:prstGeom>
+                  </pic:spPr>
+                </pic:pic>
+              </a:graphicData>
+            </a:graphic>
+          </wp:inline>
+        </w:drawing>
+      </w:r>
+      <w:r>
+        <w:rPr>
+          <w:rFonts w:ascii="Times New Roman" w:eastAsia="Times New Roman" w:hAnsi="Times New Roman" w:cs="Times New Roman"/>
+          <w:b/>
+          <w:bCs/>
+          <w:kern w:val="0"/>
+          <w:sz w:val="36"/>
+          <w:szCs w:val="36"/>
+          <w:lang w:eastAsia="ru-RU"/>
+          <w14:ligatures w14:val="none"/>
+        </w:rPr>
+        <w:br/>
+      </w:r>
+      <w:r>
+        <w:t xml:space="preserve">Рисунок </w:t>
+      </w:r>
+      <w:r>
+        <w:t>3</w:t>
+      </w:r>
+      <w:r>
+        <w:t xml:space="preserve"> – Список товаров, полученных из базы данных</w:t>
+      </w:r>
+    </w:p>
     <w:p/>
+    <w:p>
+      <w:pPr>
+        <w:rPr>
+          <w:rFonts w:ascii="Times New Roman" w:eastAsia="Times New Roman" w:hAnsi="Times New Roman" w:cs="Times New Roman"/>
+          <w:b/>
+          <w:bCs/>
+          <w:kern w:val="0"/>
+          <w:sz w:val="36"/>
+          <w:szCs w:val="36"/>
+          <w:lang w:eastAsia="ru-RU"/>
+          <w14:ligatures w14:val="none"/>
+        </w:rPr>
+      </w:pPr>
+    </w:p>
+    <w:p>
+      <w:r>
+        <w:rPr>
+          <w:rFonts w:ascii="Times New Roman" w:eastAsia="Times New Roman" w:hAnsi="Times New Roman" w:cs="Times New Roman"/>
+          <w:b/>
+          <w:bCs/>
+          <w:kern w:val="0"/>
+          <w:sz w:val="36"/>
+          <w:szCs w:val="36"/>
+          <w:lang w:eastAsia="ru-RU"/>
+          <w14:ligatures w14:val="none"/>
+        </w:rPr>
+        <w:t>Работа поиска и фильтрации</w:t>
+      </w:r>
+      <w:r>
+        <w:rPr>
+          <w:rFonts w:ascii="Times New Roman" w:eastAsia="Times New Roman" w:hAnsi="Times New Roman" w:cs="Times New Roman"/>
+          <w:b/>
+          <w:bCs/>
+          <w:kern w:val="0"/>
+          <w:sz w:val="36"/>
+          <w:szCs w:val="36"/>
+          <w:lang w:eastAsia="ru-RU"/>
+          <w14:ligatures w14:val="none"/>
+        </w:rPr>
+        <w:br/>
+      </w:r>
+      <w:r>
+        <w:t>Реализован динамический поиск по названию товара, фильтрация по поставщику и сортировка по количеству и цене.</w:t>
+      </w:r>
+      <w:r>
+        <w:rPr>
+          <w:rFonts w:ascii="Times New Roman" w:eastAsia="Times New Roman" w:hAnsi="Times New Roman" w:cs="Times New Roman"/>
+          <w:b/>
+          <w:bCs/>
+          <w:kern w:val="0"/>
+          <w:sz w:val="36"/>
+          <w:szCs w:val="36"/>
+          <w:lang w:eastAsia="ru-RU"/>
+          <w14:ligatures w14:val="none"/>
+        </w:rPr>
+        <w:br/>
+      </w:r>
+      <w:r>
+        <w:rPr>
+          <w:rFonts w:ascii="Times New Roman" w:eastAsia="Times New Roman" w:hAnsi="Times New Roman" w:cs="Times New Roman"/>
+          <w:b/>
+          <w:bCs/>
+          <w:kern w:val="0"/>
+          <w:sz w:val="36"/>
+          <w:szCs w:val="36"/>
+          <w:lang w:eastAsia="ru-RU"/>
+          <w14:ligatures w14:val="none"/>
+        </w:rPr>
+        <w:br/>
+      </w:r>
+      <w:r>
+        <w:rPr>
+          <w:rFonts w:ascii="Times New Roman" w:eastAsia="Times New Roman" w:hAnsi="Times New Roman" w:cs="Times New Roman"/>
+          <w:b/>
+          <w:bCs/>
+          <w:kern w:val="0"/>
+          <w:sz w:val="36"/>
+          <w:szCs w:val="36"/>
+          <w:lang w:eastAsia="ru-RU"/>
+          <w14:ligatures w14:val="none"/>
+        </w:rPr>
+        <w:br/>
+      </w:r>
+      <w:r>
+        <w:rPr>
+          <w:rFonts w:ascii="Times New Roman" w:eastAsia="Times New Roman" w:hAnsi="Times New Roman" w:cs="Times New Roman"/>
+          <w:b/>
+          <w:bCs/>
+          <w:noProof/>
+          <w:kern w:val="0"/>
+          <w:sz w:val="36"/>
+          <w:szCs w:val="36"/>
+          <w:lang w:eastAsia="ru-RU"/>
+        </w:rPr>
+        <w:lastRenderedPageBreak/>
+        <w:drawing>
+          <wp:inline distT="0" distB="0" distL="0" distR="0">
+            <wp:extent cx="5940425" cy="2107565"/>
+            <wp:effectExtent l="0" t="0" r="3175" b="635"/>
+            <wp:docPr id="1644552995" name="Рисунок 7"/>
+            <wp:cNvGraphicFramePr>
+              <a:graphicFrameLocks xmlns:a="http://schemas.openxmlformats.org/drawingml/2006/main" noChangeAspect="1"/>
+            </wp:cNvGraphicFramePr>
+            <a:graphic xmlns:a="http://schemas.openxmlformats.org/drawingml/2006/main">
+              <a:graphicData uri="http://schemas.openxmlformats.org/drawingml/2006/picture">
+                <pic:pic xmlns:pic="http://schemas.openxmlformats.org/drawingml/2006/picture">
+                  <pic:nvPicPr>
+                    <pic:cNvPr id="1644552995" name="Рисунок 1644552995"/>
+                    <pic:cNvPicPr/>
+                  </pic:nvPicPr>
+                  <pic:blipFill>
+                    <a:blip r:embed="rId7" cstate="print">
+                      <a:extLst>
+                        <a:ext uri="{28A0092B-C50C-407E-A947-70E740481C1C}">
+                          <a14:useLocalDpi xmlns:a14="http://schemas.microsoft.com/office/drawing/2010/main" val="0"/>
+                        </a:ext>
+                      </a:extLst>
+                    </a:blip>
+                    <a:stretch>
+                      <a:fillRect/>
+                    </a:stretch>
+                  </pic:blipFill>
+                  <pic:spPr>
+                    <a:xfrm>
+                      <a:off x="0" y="0"/>
+                      <a:ext cx="5940425" cy="2107565"/>
+                    </a:xfrm>
+                    <a:prstGeom prst="rect">
+                      <a:avLst/>
+                    </a:prstGeom>
+                  </pic:spPr>
+                </pic:pic>
+              </a:graphicData>
+            </a:graphic>
+          </wp:inline>
+        </w:drawing>
+      </w:r>
+      <w:r>
+        <w:t xml:space="preserve">Рисунок </w:t>
+      </w:r>
+      <w:r>
+        <w:t>4</w:t>
+      </w:r>
+      <w:r>
+        <w:t xml:space="preserve"> – Применение поиска, фильтра и сортировки</w:t>
+      </w:r>
+      <w:r>
+        <w:rPr>
+          <w:rFonts w:ascii="Times New Roman" w:eastAsia="Times New Roman" w:hAnsi="Times New Roman" w:cs="Times New Roman"/>
+          <w:b/>
+          <w:bCs/>
+          <w:kern w:val="0"/>
+          <w:sz w:val="36"/>
+          <w:szCs w:val="36"/>
+          <w:lang w:eastAsia="ru-RU"/>
+          <w14:ligatures w14:val="none"/>
+        </w:rPr>
+        <w:br/>
+      </w:r>
+      <w:r>
+        <w:br/>
+      </w:r>
+    </w:p>
+    <w:p/>
+    <w:p>
+      <w:pPr>
+        <w:rPr>
+          <w:rFonts w:ascii="Times New Roman" w:eastAsia="Times New Roman" w:hAnsi="Times New Roman" w:cs="Times New Roman"/>
+          <w:b/>
+          <w:bCs/>
+          <w:kern w:val="0"/>
+          <w:sz w:val="36"/>
+          <w:szCs w:val="36"/>
+          <w:lang w:eastAsia="ru-RU"/>
+          <w14:ligatures w14:val="none"/>
+        </w:rPr>
+      </w:pPr>
+      <w:r>
+        <w:rPr>
+          <w:rFonts w:ascii="Times New Roman" w:eastAsia="Times New Roman" w:hAnsi="Times New Roman" w:cs="Times New Roman"/>
+          <w:b/>
+          <w:bCs/>
+          <w:kern w:val="0"/>
+          <w:sz w:val="36"/>
+          <w:szCs w:val="36"/>
+          <w:lang w:eastAsia="ru-RU"/>
+          <w14:ligatures w14:val="none"/>
+        </w:rPr>
+        <w:t>Визуальные правила отображения</w:t>
+      </w:r>
+      <w:r>
+        <w:rPr>
+          <w:rFonts w:ascii="Times New Roman" w:eastAsia="Times New Roman" w:hAnsi="Times New Roman" w:cs="Times New Roman"/>
+          <w:b/>
+          <w:bCs/>
+          <w:kern w:val="0"/>
+          <w:sz w:val="36"/>
+          <w:szCs w:val="36"/>
+          <w:lang w:eastAsia="ru-RU"/>
+          <w14:ligatures w14:val="none"/>
+        </w:rPr>
+        <w:br/>
+      </w:r>
+      <w:r>
+        <w:t>Для улучшения визуального восприятия реализованы следующие правила отображения:</w:t>
+      </w:r>
+      <w:r>
+        <w:br/>
+        <w:t>– зачёркивание старой цены при наличии скидки</w:t>
+      </w:r>
+      <w:r>
+        <w:br/>
+        <w:t>– зелёная подсветка при скидке более 15%</w:t>
+      </w:r>
+      <w:r>
+        <w:br/>
+        <w:t>– подсветка отсутствующего товара при количестве 0</w:t>
+      </w:r>
+      <w:r>
+        <w:rPr>
+          <w:rFonts w:ascii="Times New Roman" w:eastAsia="Times New Roman" w:hAnsi="Times New Roman" w:cs="Times New Roman"/>
+          <w:b/>
+          <w:bCs/>
+          <w:kern w:val="0"/>
+          <w:sz w:val="36"/>
+          <w:szCs w:val="36"/>
+          <w:lang w:eastAsia="ru-RU"/>
+          <w14:ligatures w14:val="none"/>
+        </w:rPr>
+        <w:br/>
+      </w:r>
+      <w:r>
+        <w:rPr>
+          <w:rFonts w:ascii="Times New Roman" w:eastAsia="Times New Roman" w:hAnsi="Times New Roman" w:cs="Times New Roman"/>
+          <w:b/>
+          <w:bCs/>
+          <w:kern w:val="0"/>
+          <w:sz w:val="36"/>
+          <w:szCs w:val="36"/>
+          <w:lang w:eastAsia="ru-RU"/>
+          <w14:ligatures w14:val="none"/>
+        </w:rPr>
+        <w:br/>
+      </w:r>
+      <w:r>
+        <w:rPr>
+          <w:rFonts w:ascii="Times New Roman" w:eastAsia="Times New Roman" w:hAnsi="Times New Roman" w:cs="Times New Roman"/>
+          <w:b/>
+          <w:bCs/>
+          <w:noProof/>
+          <w:kern w:val="0"/>
+          <w:sz w:val="36"/>
+          <w:szCs w:val="36"/>
+          <w:lang w:eastAsia="ru-RU"/>
+        </w:rPr>
+        <w:drawing>
+          <wp:inline distT="0" distB="0" distL="0" distR="0">
+            <wp:extent cx="5940425" cy="3079750"/>
+            <wp:effectExtent l="0" t="0" r="3175" b="6350"/>
+            <wp:docPr id="2052112261" name="Рисунок 8"/>
+            <wp:cNvGraphicFramePr>
+              <a:graphicFrameLocks xmlns:a="http://schemas.openxmlformats.org/drawingml/2006/main" noChangeAspect="1"/>
+            </wp:cNvGraphicFramePr>
+            <a:graphic xmlns:a="http://schemas.openxmlformats.org/drawingml/2006/main">
+              <a:graphicData uri="http://schemas.openxmlformats.org/drawingml/2006/picture">
+                <pic:pic xmlns:pic="http://schemas.openxmlformats.org/drawingml/2006/picture">
+                  <pic:nvPicPr>
+                    <pic:cNvPr id="2052112261" name="Рисунок 2052112261"/>
+                    <pic:cNvPicPr/>
+                  </pic:nvPicPr>
+                  <pic:blipFill>
+                    <a:blip r:embed="rId8" cstate="print">
+                      <a:extLst>
+                        <a:ext uri="{28A0092B-C50C-407E-A947-70E740481C1C}">
+                          <a14:useLocalDpi xmlns:a14="http://schemas.microsoft.com/office/drawing/2010/main" val="0"/>
+                        </a:ext>
+                      </a:extLst>
+                    </a:blip>
+                    <a:stretch>
+                      <a:fillRect/>
+                    </a:stretch>
+                  </pic:blipFill>
+                  <pic:spPr>
+                    <a:xfrm>
+                      <a:off x="0" y="0"/>
+                      <a:ext cx="5940425" cy="3079750"/>
+                    </a:xfrm>
+                    <a:prstGeom prst="rect">
+                      <a:avLst/>
+                    </a:prstGeom>
+                  </pic:spPr>
+                </pic:pic>
+              </a:graphicData>
+            </a:graphic>
+          </wp:inline>
+        </w:drawing>
+      </w:r>
+    </w:p>
+    <w:p>
+      <w:r>
+        <w:t xml:space="preserve">Рисунок </w:t>
+      </w:r>
+      <w:r>
+        <w:t>5</w:t>
+      </w:r>
+      <w:r>
+        <w:t xml:space="preserve"> – Визуальное отображение скидок и отсутствия товара</w:t>
+      </w:r>
+    </w:p>
+    <w:p/>
+    <w:p/>
+    <w:p>
+      <w:r>
+        <w:rPr>
+          <w:rFonts w:ascii="Times New Roman" w:eastAsia="Times New Roman" w:hAnsi="Times New Roman" w:cs="Times New Roman"/>
+          <w:b/>
+          <w:bCs/>
+          <w:kern w:val="0"/>
+          <w:sz w:val="36"/>
+          <w:szCs w:val="36"/>
+          <w:lang w:eastAsia="ru-RU"/>
+          <w14:ligatures w14:val="none"/>
+        </w:rPr>
+        <w:lastRenderedPageBreak/>
+        <w:t>Добавление / редактирование товара</w:t>
+      </w:r>
+      <w:r>
+        <w:rPr>
+          <w:rFonts w:ascii="Times New Roman" w:eastAsia="Times New Roman" w:hAnsi="Times New Roman" w:cs="Times New Roman"/>
+          <w:b/>
+          <w:bCs/>
+          <w:kern w:val="0"/>
+          <w:sz w:val="36"/>
+          <w:szCs w:val="36"/>
+          <w:lang w:eastAsia="ru-RU"/>
+          <w14:ligatures w14:val="none"/>
+        </w:rPr>
+        <w:br/>
+      </w:r>
+      <w:r>
+        <w:rPr>
+          <w:rFonts w:ascii="Times New Roman" w:eastAsia="Times New Roman" w:hAnsi="Times New Roman" w:cs="Times New Roman"/>
+          <w:b/>
+          <w:bCs/>
+          <w:kern w:val="0"/>
+          <w:sz w:val="36"/>
+          <w:szCs w:val="36"/>
+          <w:lang w:eastAsia="ru-RU"/>
+          <w14:ligatures w14:val="none"/>
+        </w:rPr>
+        <w:br/>
+      </w:r>
+      <w:r>
+        <w:rPr>
+          <w:rFonts w:ascii="Times New Roman" w:eastAsia="Times New Roman" w:hAnsi="Times New Roman" w:cs="Times New Roman"/>
+          <w:b/>
+          <w:bCs/>
+          <w:noProof/>
+          <w:kern w:val="0"/>
+          <w:sz w:val="36"/>
+          <w:szCs w:val="36"/>
+          <w:lang w:eastAsia="ru-RU"/>
+        </w:rPr>
+        <w:drawing>
+          <wp:inline distT="0" distB="0" distL="0" distR="0">
+            <wp:extent cx="5940425" cy="3548380"/>
+            <wp:effectExtent l="0" t="0" r="3175" b="0"/>
+            <wp:docPr id="449267921" name="Рисунок 9"/>
+            <wp:cNvGraphicFramePr>
+              <a:graphicFrameLocks xmlns:a="http://schemas.openxmlformats.org/drawingml/2006/main" noChangeAspect="1"/>
+            </wp:cNvGraphicFramePr>
+            <a:graphic xmlns:a="http://schemas.openxmlformats.org/drawingml/2006/main">
+              <a:graphicData uri="http://schemas.openxmlformats.org/drawingml/2006/picture">
+                <pic:pic xmlns:pic="http://schemas.openxmlformats.org/drawingml/2006/picture">
+                  <pic:nvPicPr>
+                    <pic:cNvPr id="449267921" name="Рисунок 449267921"/>
+                    <pic:cNvPicPr/>
+                  </pic:nvPicPr>
+                  <pic:blipFill>
+                    <a:blip r:embed="rId9" cstate="print">
+                      <a:extLst>
+                        <a:ext uri="{28A0092B-C50C-407E-A947-70E740481C1C}">
+                          <a14:useLocalDpi xmlns:a14="http://schemas.microsoft.com/office/drawing/2010/main" val="0"/>
+                        </a:ext>
+                      </a:extLst>
+                    </a:blip>
+                    <a:stretch>
+                      <a:fillRect/>
+                    </a:stretch>
+                  </pic:blipFill>
+                  <pic:spPr>
+                    <a:xfrm>
+                      <a:off x="0" y="0"/>
+                      <a:ext cx="5940425" cy="3548380"/>
+                    </a:xfrm>
+                    <a:prstGeom prst="rect">
+                      <a:avLst/>
+                    </a:prstGeom>
+                  </pic:spPr>
+                </pic:pic>
+              </a:graphicData>
+            </a:graphic>
+          </wp:inline>
+        </w:drawing>
+      </w:r>
+      <w:r>
+        <w:rPr>
+          <w:rFonts w:ascii="Times New Roman" w:eastAsia="Times New Roman" w:hAnsi="Times New Roman" w:cs="Times New Roman"/>
+          <w:b/>
+          <w:bCs/>
+          <w:kern w:val="0"/>
+          <w:sz w:val="36"/>
+          <w:szCs w:val="36"/>
+          <w:lang w:eastAsia="ru-RU"/>
+          <w14:ligatures w14:val="none"/>
+        </w:rPr>
+        <w:br/>
+      </w:r>
+      <w:r>
+        <w:t xml:space="preserve">Рисунок </w:t>
+      </w:r>
+      <w:r>
+        <w:t>6</w:t>
+      </w:r>
+      <w:r>
+        <w:t xml:space="preserve"> – Форма редактирования товара</w:t>
+      </w:r>
+    </w:p>
+    <w:p/>
+    <w:p>
+      <w:pPr>
+        <w:rPr>
+          <w:rFonts w:ascii="Times New Roman" w:eastAsia="Times New Roman" w:hAnsi="Times New Roman" w:cs="Times New Roman"/>
+          <w:b/>
+          <w:bCs/>
+          <w:kern w:val="0"/>
+          <w:sz w:val="36"/>
+          <w:szCs w:val="36"/>
+          <w:lang w:eastAsia="ru-RU"/>
+          <w14:ligatures w14:val="none"/>
+        </w:rPr>
+      </w:pPr>
+      <w:r>
+        <w:rPr>
+          <w:rFonts w:ascii="Times New Roman" w:eastAsia="Times New Roman" w:hAnsi="Times New Roman" w:cs="Times New Roman"/>
+          <w:b/>
+          <w:bCs/>
+          <w:kern w:val="0"/>
+          <w:sz w:val="36"/>
+          <w:szCs w:val="36"/>
+          <w:lang w:eastAsia="ru-RU"/>
+          <w14:ligatures w14:val="none"/>
+        </w:rPr>
+        <w:t>Проверка ограничения изображения</w:t>
+      </w:r>
+    </w:p>
+    <w:p>
+      <w:pPr>
+        <w:rPr>
+          <w:rFonts w:ascii="Times New Roman" w:eastAsia="Times New Roman" w:hAnsi="Times New Roman" w:cs="Times New Roman"/>
+          <w:b/>
+          <w:bCs/>
+          <w:kern w:val="0"/>
+          <w:sz w:val="36"/>
+          <w:szCs w:val="36"/>
+          <w:lang w:eastAsia="ru-RU"/>
+          <w14:ligatures w14:val="none"/>
+        </w:rPr>
+      </w:pPr>
+      <w:r>
+        <w:rPr>
+          <w:rFonts w:ascii="Times New Roman" w:eastAsia="Times New Roman" w:hAnsi="Times New Roman" w:cs="Times New Roman"/>
+          <w:b/>
+          <w:bCs/>
+          <w:noProof/>
+          <w:kern w:val="0"/>
+          <w:sz w:val="36"/>
+          <w:szCs w:val="36"/>
+          <w:lang w:eastAsia="ru-RU"/>
+        </w:rPr>
+        <w:drawing>
+          <wp:inline distT="0" distB="0" distL="0" distR="0">
+            <wp:extent cx="5940425" cy="3297555"/>
+            <wp:effectExtent l="0" t="0" r="3175" b="4445"/>
+            <wp:docPr id="753719221" name="Рисунок 10"/>
+            <wp:cNvGraphicFramePr>
+              <a:graphicFrameLocks xmlns:a="http://schemas.openxmlformats.org/drawingml/2006/main" noChangeAspect="1"/>
+            </wp:cNvGraphicFramePr>
+            <a:graphic xmlns:a="http://schemas.openxmlformats.org/drawingml/2006/main">
+              <a:graphicData uri="http://schemas.openxmlformats.org/drawingml/2006/picture">
+                <pic:pic xmlns:pic="http://schemas.openxmlformats.org/drawingml/2006/picture">
+                  <pic:nvPicPr>
+                    <pic:cNvPr id="753719221" name="Рисунок 753719221"/>
+                    <pic:cNvPicPr/>
+                  </pic:nvPicPr>
+                  <pic:blipFill>
+                    <a:blip r:embed="rId10" cstate="print">
+                      <a:extLst>
+                        <a:ext uri="{28A0092B-C50C-407E-A947-70E740481C1C}">
+                          <a14:useLocalDpi xmlns:a14="http://schemas.microsoft.com/office/drawing/2010/main" val="0"/>
+                        </a:ext>
+                      </a:extLst>
+                    </a:blip>
+                    <a:stretch>
+                      <a:fillRect/>
+                    </a:stretch>
+                  </pic:blipFill>
+                  <pic:spPr>
+                    <a:xfrm>
+                      <a:off x="0" y="0"/>
+                      <a:ext cx="5940425" cy="3297555"/>
+                    </a:xfrm>
+                    <a:prstGeom prst="rect">
+                      <a:avLst/>
+                    </a:prstGeom>
+                  </pic:spPr>
+                </pic:pic>
+              </a:graphicData>
+            </a:graphic>
+          </wp:inline>
+        </w:drawing>
+      </w:r>
+    </w:p>
+    <w:p>
+      <w:r>
+        <w:t xml:space="preserve">Рисунок </w:t>
+      </w:r>
+      <w:r>
+        <w:t>7</w:t>
+      </w:r>
+      <w:r>
+        <w:t xml:space="preserve"> – Проверка ограничения размера изображения</w:t>
+      </w:r>
+    </w:p>
+    <w:p/>
+    <w:p>
+      <w:pPr>
+        <w:rPr>
+          <w:rFonts w:ascii="Times New Roman" w:eastAsia="Times New Roman" w:hAnsi="Times New Roman" w:cs="Times New Roman"/>
+          <w:b/>
+          <w:bCs/>
+          <w:kern w:val="0"/>
+          <w:sz w:val="36"/>
+          <w:szCs w:val="36"/>
+          <w:lang w:eastAsia="ru-RU"/>
+          <w14:ligatures w14:val="none"/>
+        </w:rPr>
+      </w:pPr>
+      <w:r>
+        <w:rPr>
+          <w:rFonts w:ascii="Times New Roman" w:eastAsia="Times New Roman" w:hAnsi="Times New Roman" w:cs="Times New Roman"/>
+          <w:b/>
+          <w:bCs/>
+          <w:kern w:val="0"/>
+          <w:sz w:val="36"/>
+          <w:szCs w:val="36"/>
+          <w:lang w:eastAsia="ru-RU"/>
+          <w14:ligatures w14:val="none"/>
+        </w:rPr>
+        <w:lastRenderedPageBreak/>
+        <w:t>Ограничение удаления товара</w:t>
+      </w:r>
+    </w:p>
+    <w:p>
+      <w:pPr>
+        <w:rPr>
+          <w:rFonts w:ascii="Times New Roman" w:eastAsia="Times New Roman" w:hAnsi="Times New Roman" w:cs="Times New Roman"/>
+          <w:b/>
+          <w:bCs/>
+          <w:kern w:val="0"/>
+          <w:sz w:val="36"/>
+          <w:szCs w:val="36"/>
+          <w:lang w:eastAsia="ru-RU"/>
+          <w14:ligatures w14:val="none"/>
+        </w:rPr>
+      </w:pPr>
+      <w:r>
+        <w:rPr>
+          <w:rFonts w:ascii="Times New Roman" w:eastAsia="Times New Roman" w:hAnsi="Times New Roman" w:cs="Times New Roman"/>
+          <w:b/>
+          <w:bCs/>
+          <w:noProof/>
+          <w:kern w:val="0"/>
+          <w:sz w:val="36"/>
+          <w:szCs w:val="36"/>
+          <w:lang w:eastAsia="ru-RU"/>
+        </w:rPr>
+        <w:drawing>
+          <wp:inline distT="0" distB="0" distL="0" distR="0">
+            <wp:extent cx="5940425" cy="3284220"/>
+            <wp:effectExtent l="0" t="0" r="3175" b="5080"/>
+            <wp:docPr id="372286627" name="Рисунок 11"/>
+            <wp:cNvGraphicFramePr>
+              <a:graphicFrameLocks xmlns:a="http://schemas.openxmlformats.org/drawingml/2006/main" noChangeAspect="1"/>
+            </wp:cNvGraphicFramePr>
+            <a:graphic xmlns:a="http://schemas.openxmlformats.org/drawingml/2006/main">
+              <a:graphicData uri="http://schemas.openxmlformats.org/drawingml/2006/picture">
+                <pic:pic xmlns:pic="http://schemas.openxmlformats.org/drawingml/2006/picture">
+                  <pic:nvPicPr>
+                    <pic:cNvPr id="372286627" name="Рисунок 372286627"/>
+                    <pic:cNvPicPr/>
+                  </pic:nvPicPr>
+                  <pic:blipFill>
+                    <a:blip r:embed="rId11" cstate="print">
+                      <a:extLst>
+                        <a:ext uri="{28A0092B-C50C-407E-A947-70E740481C1C}">
+                          <a14:useLocalDpi xmlns:a14="http://schemas.microsoft.com/office/drawing/2010/main" val="0"/>
+                        </a:ext>
+                      </a:extLst>
+                    </a:blip>
+                    <a:stretch>
+                      <a:fillRect/>
+                    </a:stretch>
+                  </pic:blipFill>
+                  <pic:spPr>
+                    <a:xfrm>
+                      <a:off x="0" y="0"/>
+                      <a:ext cx="5940425" cy="3284220"/>
+                    </a:xfrm>
+                    <a:prstGeom prst="rect">
+                      <a:avLst/>
+                    </a:prstGeom>
+                  </pic:spPr>
+                </pic:pic>
+              </a:graphicData>
+            </a:graphic>
+          </wp:inline>
+        </w:drawing>
+      </w:r>
+    </w:p>
+    <w:p>
+      <w:pPr>
+        <w:rPr>
+          <w:rFonts w:ascii="Times New Roman" w:eastAsia="Times New Roman" w:hAnsi="Times New Roman" w:cs="Times New Roman"/>
+          <w:b/>
+          <w:bCs/>
+          <w:kern w:val="0"/>
+          <w:sz w:val="36"/>
+          <w:szCs w:val="36"/>
+          <w:lang w:eastAsia="ru-RU"/>
+          <w14:ligatures w14:val="none"/>
+        </w:rPr>
+      </w:pPr>
+      <w:r>
+        <w:t xml:space="preserve">Рисунок </w:t>
+      </w:r>
+      <w:r>
+        <w:t>8</w:t>
+      </w:r>
+      <w:r>
+        <w:t xml:space="preserve"> – Проверка ограничения удаления товара</w:t>
+      </w:r>
+    </w:p>
     <w:sectPr>
       <w:pgSz w:w="11906" w:h="16838"/>
       <w:pgMar w:top="1134" w:right="850" w:bottom="1134" w:left="1701" w:header="708" w:footer="708" w:gutter="0"/>
@@ -441,7 +1675,6 @@
     <w:next w:val="a"/>
     <w:link w:val="20"/>
     <w:uiPriority w:val="9"/>
-    <w:semiHidden/>
     <w:unhideWhenUsed/>
     <w:qFormat/>
     <w:rsid w:val="003D0B5D"/>
@@ -658,7 +1891,6 @@
     <w:basedOn w:val="a0"/>
     <w:link w:val="2"/>
     <w:uiPriority w:val="9"/>
-    <w:semiHidden/>
     <w:rsid w:val="003D0B5D"/>
     <w:rPr>
       <w:rFonts w:asciiTheme="majorHAnsi" w:eastAsiaTheme="majorEastAsia" w:hAnsiTheme="majorHAnsi" w:cstheme="majorBidi"/>
@@ -928,6 +2160,34 @@
       <w:smallCaps/>
       <w:color w:val="2F5496" w:themeColor="accent1" w:themeShade="BF"/>
       <w:spacing w:val="5"/>
+    </w:rPr>
+  </w:style>
+  <w:style w:type="paragraph" w:styleId="ac">
+    <w:name w:val="Normal (Web)"/>
+    <w:basedOn w:val="a"/>
+    <w:uiPriority w:val="99"/>
+    <w:semiHidden/>
+    <w:unhideWhenUsed/>
+    <w:rsid w:val="00450504"/>
+    <w:pPr>
+      <w:spacing w:before="100" w:beforeAutospacing="1" w:after="100" w:afterAutospacing="1" w:line="240" w:lineRule="auto"/>
+    </w:pPr>
+    <w:rPr>
+      <w:rFonts w:ascii="Times New Roman" w:eastAsia="Times New Roman" w:hAnsi="Times New Roman" w:cs="Times New Roman"/>
+      <w:kern w:val="0"/>
+      <w:lang w:eastAsia="ru-RU"/>
+      <w14:ligatures w14:val="none"/>
+    </w:rPr>
+  </w:style>
+  <w:style w:type="character" w:styleId="ad">
+    <w:name w:val="Strong"/>
+    <w:basedOn w:val="a0"/>
+    <w:uiPriority w:val="22"/>
+    <w:qFormat/>
+    <w:rsid w:val="00450504"/>
+    <w:rPr>
+      <w:b/>
+      <w:bCs/>
     </w:rPr>
   </w:style>
 </w:styles>
